--- a/Tai lieu/camera-ready/HI26-0013_Camera-Ready_Paper.docx
+++ b/Tai lieu/camera-ready/HI26-0013_Camera-Ready_Paper.docx
@@ -108,7 +108,7 @@
         <w:rPr>
           <w:b/>
         </w:rPr>
-        <w:t>Abstract. Vietnamese patients increasingly ask general-purpose language models to explain laboratory reports, yet an unconstrained model can misstate results or falsely reassure. This study evaluates a rule-constrained pipeline in which deterministic rules assign every clinical label before invoking a language model; the model only paraphrases those labels, and a post-generation validator checks the output. On 150 synthetic complete blood count panels with known labels, an unconstrained Qwen2.5-3B model misstated at least one analyte direction in 91.3% of panels (95% CI 85.7–94.9) and falsely reassured in 32.0% (25.1–39.8). Prompt constraints reduced these rates to 12.7% and 8.0%; adding validation left no output violating the implemented checks, with 64.0% of panels served by model text and 36.0% by fixed templates. Two comparisons bound what this shows: a template-only configuration reaches the same pass rate with no model at all, and a 7B model cuts the template share to 4.0% while raising unconstrained false reassurance to 46.7%. The measure therefore reports rule consistency under the implemented checks, not clinical safety, and size does not substitute for the rule layer. Readability and patient comprehension were not measured. The contribution is an auditable architecture and a separately reported false-reassurance metric, not evidence of clinical benefit.</w:t>
+        <w:t>Abstract. Vietnamese patients increasingly ask general-purpose language models to explain laboratory reports, yet an unconstrained model can misstate results or falsely reassure. This study evaluates a rule-constrained pipeline in which deterministic rules assign every clinical label before the model is invoked; the model only paraphrases those labels, and a post-generation validator checks the output. On 150 synthetic complete blood count panels with known labels, an unconstrained Qwen2.5-3B model misstated at least one analyte direction in 91.3% of panels (95% CI 85.7–94.9) and falsely reassured in 32.0% (25.1–39.8). Prompt constraints reduced these to 12.7% and 8.0%; adding validation left no output violating the implemented checks, with 64.0% of panels served by model text and 36.0% by fixed templates. Two comparisons bound what this shows. A template-only configuration reaches the same pass rate with no model, so the measure reports rule consistency under the implemented checks rather than clinical safety. A 7B model raises unconstrained false reassurance to 46.7% but, given the same rules, lifts the pass rate from 48.0% to 89.3%: capability is a liability without the rule layer and an asset with it. Readability and comprehension were not measured. The contribution is an auditable architecture and a separately reported false-reassurance metric, not evidence of clinical benefit.</w:t>
       </w:r>
     </w:p>
     <w:p>
@@ -638,7 +638,7 @@
         <w:pStyle w:val="p1a"/>
       </w:pPr>
       <w:r>
-        <w:t>Rules that decide and a model that only renders those decisions is an established pattern rather than a new one. Guardrail toolkits place programmable checks around a language model [18], and the data-to-text literature has long separated content selection from surface realisation [19]. Work on data-to-document generation reports that neural generators misstate facts present in their input [20], and accuracy evaluation in that field relies on human protocols rather than automatic scores [21]. Our pipeline inherits that division of labour and adds nothing to it architecturally. What we contribute is narrower: false reassurance measured as a separate class, the cost of the pass rate reported alongside it, and a quantified failure of the deterministic layer under Vietnamese unit conventions.</w:t>
+        <w:t>Rules that decide and a model that only renders those decisions is an established pattern rather than a new one. Guardrail toolkits place programmable checks around a language model [18], and the data-to-text literature has long separated content selection from surface realisation [19]. Neural generators are known to misstate facts present in their input [20], and accuracy evaluation in that field relies on human protocols rather than automatic scores [21]. Our pipeline inherits that division of labour and adds nothing to it architecturally. What we contribute is narrower: false reassurance measured as a separate class, the cost of the pass rate reported alongside it, and a quantified failure of the deterministic layer under Vietnamese unit conventions.</w:t>
       </w:r>
     </w:p>
     <w:p>
@@ -884,7 +884,7 @@
     </w:p>
     <w:p>
       <w:r>
-        <w:t>Layer 4 compares each generated item with the Layer 2 labels and detects six error classes: false reassurance in the closing statement, direction mismatch in the structured status field, contradictory wording in the prose, forbidden terms, fabricated analytes, and omitted analytes. Before matching, text is lower-cased, Vietnamese diacritics are removed, and phrases naming the reference interval are masked so that “normal” is not read as a status claim. A failing output is regenerated up to a limit and then replaced by a fixed template stating value, interval, and label, so no unvalidated model text is returned. The checks are lexical and bound by their patterns: an output can satisfy all six and still mislead through indirect phrasing. Appendix B gives the algorithm, the pattern table for each class, and worked cases.</w:t>
+        <w:t>Layer 4 compares each generated item with the Layer 2 labels and detects six error classes: false reassurance in the closing statement, direction mismatch in the structured status field, contradictory wording in the prose, forbidden terms, fabricated analytes, and omitted analytes. Before matching, text is lower-cased, diacritics are removed, and phrases naming the reference interval are masked so that “normal” is not read as a status claim. A failing output is regenerated up to a limit and then replaced by a fixed template stating value, interval and label, so no unvalidated model text is returned. The checks are lexical and bound by their patterns. Appendix B gives the algorithm, the pattern table for each class, and worked cases.</w:t>
       </w:r>
     </w:p>
     <w:p>
@@ -929,7 +929,7 @@
         <w:pStyle w:val="p1a"/>
       </w:pPr>
       <w:r>
-        <w:t>The constrained configuration bundles three mechanisms: rule-assigned labels, the content prohibitions, and the fixed JSON schema. To separate them, three further configurations were run on the same panels and model. Labels only supplies the labels and the schema; Constraints only keeps the prohibitions and the schema but gives raw values; Validator only uses the baseline prompt and adds Layer 4. Template only and Full without retry answer what the model is worth against the rules alone, and what regeneration is worth against a single attempt. Two further runs address size and stability: baseline and Full were repeated with Qwen2.5-7B, and the constrained configuration was run five times to separate decoding variability from the differences between configurations.</w:t>
+        <w:t>The constrained configuration bundles three mechanisms: rule-assigned labels, the content prohibitions, and the fixed JSON schema. To separate them, three further configurations were run on the same panels and model: Labels only supplies the labels and the schema; Constraints only keeps the prohibitions and the schema but gives raw values; Validator only uses the baseline prompt and adds Layer 4. Template only and Full without retry answer what the model is worth against the rules alone, and what regeneration is worth against one attempt. Finally, baseline, constrained and Full were repeated with Qwen2.5-7B, and the constrained configuration was run five times to separate decoding variability from the differences between configurations.</w:t>
       </w:r>
     </w:p>
     <w:p>
@@ -950,7 +950,7 @@
         <w:pStyle w:val="p1a"/>
       </w:pPr>
       <w:r>
-        <w:t>The validator-pass rate is the proportion of panels whose final output passes the implemented Layer 4 checks, including fallback templates; model-generated pass counts only panels passed by model text. The name is deliberate: the validator is both the filter and the measure, so a high rate shows only that nothing returned violates the implemented checks. Error metrics count panels with at least one instance of each of the six classes; formatting errors are reported separately. Runtime was measured on an Intel Core i5-9400F with 24 GB of memory and an NVIDIA GTX 1050 Ti with 4 GB: Qwen2.5-3B at Q4_K_M occupies about 3 GB and is offloaded to the card in full, whereas 7B does not fit and runs roughly half on the card and half on the processor. Generation used Ollama at temperature 0.2, a 2,048-token limit, JSON output mode, and no fixed seed. Proportions carry 95% Wilson confidence intervals, and configurations are compared with the McNemar test, since every configuration sees the same panels.</w:t>
+        <w:t>The validator-pass rate is the proportion of panels whose final output passes the implemented Layer 4 checks, including fallback templates; model-generated pass counts only panels passed by model text. The name is deliberate: the validator is both the filter and the measure, so a high rate shows only that nothing returned violates the implemented checks. Error metrics count panels with at least one instance of each of the six classes; formatting errors are reported separately. Runtime was measured on an Intel Core i5-9400F with 24 GB of memory and an NVIDIA GTX 1050 Ti with 4 GB: Qwen2.5-3B at Q4_K_M occupies about 3 GB and is offloaded to the card in full, whereas 7B does not fit and runs roughly half on each. Generation used Ollama at temperature 0.2, a 2,048-token limit, JSON output mode, and no fixed seed. Proportions carry 95% Wilson confidence intervals, and configurations are compared with the McNemar test.</w:t>
       </w:r>
     </w:p>
     <w:p>
@@ -1629,7 +1629,7 @@
     </w:p>
     <w:p>
       <w:r>
-        <w:t>In baseline, 97.3% of outputs used display names instead of canonical codes and 2.0% were unparseable; both fell to zero under the schema constraint. Full required 1.97 generation attempts on average and 68.3 s per panel (SD 33.7; p50 66.4, p95 121.5, p99 134.1), about twice the baseline latency of 38.9 s (p95 63.6). Re-scoring the outputs that Layer 4 rejected shows what regeneration was called on to fix: of the 54 panels that ended in a template, 66.7% had omitted an analyte, 38.9% contained a forbidden term, 29.6% misstated a direction and 18.5% falsely reassured.</w:t>
+        <w:t>In baseline, 97.3% of outputs identified analytes by display name instead of the canonical code and 2.0% were unparseable; both fell to zero under the schema constraint. Full required 1.97 generation attempts on average and 68.3 s per panel (SD 33.7; p50 66.4, p95 121.5, p99 134.1), about twice the baseline latency of 38.9 s. Re-scoring the outputs Layer 4 rejected shows what regeneration had to fix: of the 54 panels that ended in a template, 66.7% had omitted an analyte, 38.9% contained a forbidden term, 29.6% misstated a direction and 18.5% falsely reassured.</w:t>
       </w:r>
     </w:p>
     <w:p>
@@ -1637,7 +1637,7 @@
         <w:pStyle w:val="p1a"/>
       </w:pPr>
       <w:r>
-        <w:t>One detail deserves scrutiny: 97.3% of baseline outputs identified analytes by display name instead of the canonical code, so part of the 0.0% pass rate could be formatting rather than content. Re-scoring every baseline output after mapping each name back through the alias table, which removes code-format errors entirely, raises the pass rate from 0.0% to 0.7%, one panel in 150. Direction mismatch rises from 91.3% to 92.7%, because items previously counted as fabricated now resolve to a real analyte and are judged on their stated direction; false reassurance (32.0%) and contradictory wording (56.0%) are unchanged. The baseline fails on content, not on formatting.</w:t>
+        <w:t>That formatting rate raises a question about the baseline: how much of its 0.0% pass rate is format rather than content? Re-scoring every baseline output after mapping each name back through the alias table, which removes code-format errors entirely, raises the pass rate from 0.0% to 0.7%, one panel in 150. Direction mismatch rises from 91.3% to 92.7%, because items previously counted as fabricated now resolve to a real analyte and are judged on their stated direction; false reassurance (32.0%) and contradictory wording (56.0%) are unchanged. The baseline fails on content, not on formatting.</w:t>
       </w:r>
     </w:p>
     <w:p>
@@ -1645,7 +1645,7 @@
         <w:pStyle w:val="p1a"/>
       </w:pPr>
       <w:r>
-        <w:t>Section 3.1 treats unit heterogeneity as a safety problem rather than a data-reuse problem, and the claim can be quantified on the same panels. Of 2,118 analyte readings, 143 (6.8%) were reported in a unit of different magnitude from the canonical one. Had the pipeline compared those readings against the reference interval without conversion, 135 of them (94.4%) would have received the wrong label, affecting 97 of 150 panels (64.7%). All 135 errors were false alarms at the most severe level; a normal haemoglobin of 14.56 g/dL, for example, is classified as seek care against a 130–175 g/L interval. None ran in the safer direction. The failure is confined to the deterministic layer and is invisible to Layer 4, because every later stage faithfully reproduces the label.</w:t>
+        <w:t>Section 3.1 treats unit heterogeneity as a safety problem rather than a data-reuse problem, and the claim can be quantified on the same panels. Of 2,118 analyte readings, 143 (6.8%) were reported in a unit of different magnitude from the canonical one. Compared against the reference interval without conversion, 135 of them (94.4%) would receive the wrong label, affecting 97 of 150 panels (64.7%). All 135 are false alarms at the most severe level; a normal haemoglobin of 14.56 g/dL, for example, is classified as seek care against a 130–175 g/L interval. The failure is confined to the deterministic layer and is invisible to Layer 4, because every later stage faithfully reproduces the label.</w:t>
       </w:r>
     </w:p>
     <w:p>
@@ -1653,7 +1653,7 @@
         <w:pStyle w:val="p1a"/>
       </w:pPr>
       <w:r>
-        <w:t>Table 3 separates the mechanisms. Labels carry the correctness improvement: alone they cut direction mismatch from 91.3% to 14.0% (9.3–20.5) and yield a 38.7% pass rate (31.2–46.7) where the baseline yields none. Prompt constraints alone do not: direction mismatch stays at 87.3% and false reassurance rises to 43.3% (35.7–51.3), above the baseline, while their one measurable effect is on vocabulary, with forbidden terms falling from 79.3% to 35.3%. Instructing the model to be careful makes it speak more cautiously, not more correctly. Adding the prohibitions on top of the labels raises the pass rate to 48.0%, a difference that does not reach significance on 150 panels (McNemar, p = 0.082). The validator alone reaches 100.0% with 0.0% of panels served by model text: without labels to check against, Layer 4 can enforce the checks only by discarding the explanation.</w:t>
+        <w:t>Table 3 separates the mechanisms. Labels carry the correctness improvement: alone they cut direction mismatch from 91.3% to 14.0% (9.3–20.5) and yield a 38.7% pass rate (31.2–46.7) where the baseline yields none. Prompt constraints alone do not: direction mismatch stays at 87.3% and false reassurance rises to 43.3% (35.7–51.3), above the baseline, while their one measurable effect is on vocabulary, with forbidden terms falling from 79.3% to 35.3%. Instructing the model to be careful makes it speak more cautiously, not more correctly. Adding the prohibitions on top of the labels raises the pass rate to 48.0%, which does not reach significance on 150 panels (McNemar, p = 0.082). The validator alone reaches 100.0% with no panel served by model text: without labels to check against, Layer 4 can enforce the checks only by discarding the explanation.</w:t>
       </w:r>
     </w:p>
     <w:p>
@@ -2831,7 +2831,7 @@
         <w:pStyle w:val="p1a"/>
       </w:pPr>
       <w:r>
-        <w:t>One comparison bounds what the language model contributes. The template-only configuration, which prints the Layer 2 labels directly and never calls a model, passes the validator on all 150 panels in 0.38 s for the whole benchmark, against 68.3 s per panel for the full pipeline. The McNemar test on the paired panels cannot distinguish the two (p = 1.000), and the same holds for validator-only. This is not a defect of the implementation but of the measure: a pass rate defined by consistency with the rules is maximised by output that the rules wrote. What the full pipeline adds is the 64.0% of panels that keep generated prose rather than a fixed sentence, and whether that prose is easier for a patient to read is the question this evaluation does not answer.</w:t>
+        <w:t>One comparison bounds what the language model contributes. The template-only configuration, which prints the Layer 2 labels directly and never calls a model, passes the validator on all 150 panels in 0.38 s for the whole benchmark, against 68.3 s per panel for the full pipeline, and the McNemar test cannot distinguish the two (p = 1.000). This is not a defect of the implementation but of the measure: a pass rate defined by consistency with the rules is maximised by output that the rules wrote. What the full pipeline adds is the 64.0% of panels that keep generated prose, and whether that prose is easier to read is the question this evaluation does not answer.</w:t>
       </w:r>
     </w:p>
     <w:p>
@@ -2847,7 +2847,7 @@
         <w:pStyle w:val="p1a"/>
       </w:pPr>
       <w:r>
-        <w:t>Model size changes what the pipeline costs, not how safe it is. Qwen2.5-7B was run on the same panels and scored by the same code. Under unconstrained generation it still passes on no panel, and on the error that matters most it is worse: false reassurance rises from 32.0% to 46.7% (95% CI 38.9–54.6) and fabricated analytes from 32.0% to 41.3%, while direction mismatch falls from 91.3% to 76.0% and omissions from 71.3% to 57.3%. The larger model writes more fluently and asserts normality more often. Inside the full pipeline the comparison reverses: both models pass on all 150 panels, but 7B is served by model text on 96.0% of panels (91.5–98.2) against 64.0%, needing 1.16 attempts against 1.97. A model more than twice the size buys a smaller fallback share, not a safer one, at 161.5 s per panel against 68.3 s.</w:t>
+        <w:t>Model size cuts both ways, depending on whether the rules are present. Qwen2.5-7B was run on the same panels and scored by the same code. Unconstrained, it is worse on the error that matters most: false reassurance rises from 32.0% to 46.7% (95% CI 38.9–54.6) and fabricated analytes from 32.0% to 41.3%, although direction mismatch falls from 91.3% to 76.0% and omissions from 71.3% to 57.3%. The larger model writes more fluently and asserts normality more often. Given the rule-assigned labels and the prompt constraints, the same model behaves differently: the pass rate rises from 48.0% to 89.3% (83.4–93.3), false reassurance falls from 8.0% to 1.3%, and forbidden terms and fabrications to zero, with 70 panels passing only under 7B (McNemar, p &lt; 0.001). In the full pipeline both models pass on all 150 panels, but 7B is served by model text on 96.0% (91.5–98.2) against 64.0%, at 161.5 s per panel against 68.3 s. Capability pays off only once the rules are in place: unconstrained it is a liability, constrained it is an asset.</w:t>
       </w:r>
     </w:p>
     <w:p>
@@ -2855,7 +2855,7 @@
         <w:pStyle w:val="p1a"/>
       </w:pPr>
       <w:r>
-        <w:t>Because decoding is not deterministic, the constrained configuration was run five times on the same panels. The pass rate averages 50.3% with a standard deviation of 2.4 points (range 48.0–53.3), so the single run in Table 2 sits at the low end of ordinary variation, and no per-class rate moves by more than about three points. The panel level is far less stable: across the five runs only 31 of 150 panels pass every time and 37 fail every time, while 82 (54.7%) pass in some runs and fail in others. Aggregate rates are reproducible to within a few points, but an individual explanation is not reproducible at all, which argues for checking every output rather than trusting a configuration that scored well once.</w:t>
+        <w:t>Because decoding is not deterministic, the constrained configuration was run five times on the same panels. The pass rate averages 50.3% with a standard deviation of 2.4 points (range 48.0–53.3), so the single run in Table 2 sits at the low end of ordinary variation. The panel level is far less stable: across the five runs only 31 of 150 panels pass every time and 37 fail every time, while 82 (54.7%) pass in some runs and fail in others. Aggregate rates are reproducible to within a few points, but an individual explanation is not, which argues for checking every output rather than trusting a configuration that scored well once.</w:t>
       </w:r>
     </w:p>
     <w:p>
@@ -2891,20 +2891,17 @@
         <w:pStyle w:val="p1a"/>
       </w:pPr>
       <w:r>
-        <w:t>The results support a division of labour rather than better prompting: comparison against a reference interval is left to rules, and paraphrasing to the model. The two components can then improve independently; replacing heuristic thresholds with a laboratory’s critical-value list changes only the labels, and a larger model would raise the model-written share without changing what Layer 4 enforces.</w:t>
+        <w:t>The results support a division of labour rather than better prompting: comparison against a reference interval is left to rules, and paraphrasing to the model. The two components improve independently; replacing heuristic thresholds with a laboratory’s critical-value list changes only the labels, and a larger model raises the model-written share without changing what Layer 4 enforces.</w:t>
       </w:r>
     </w:p>
     <w:p>
       <w:r>
-        <w:t xml:space="preserve">False reassurance deserves separate reporting. It may </w:t>
-      </w:r>
-      <w:r>
-        <w:t>score well on readability because it is simple and calming, yet it was neither rare nor removed by instruction and reached zero only with mechanical verification. A prompt-level prohibition should not be taken as evidence of its absence.</w:t>
+        <w:t>False reassurance deserves separate reporting. It may score well on readability because it is simple and calming, yet it was neither rare nor removed by instruction, and reached zero only with mechanical verification. A prompt-level prohibition should not be taken as evidence of its absence.</w:t>
       </w:r>
     </w:p>
     <w:p>
       <w:r>
-        <w:t>Unit heterogeneity is a safety problem, not only a data-reuse problem. The g/dL-versus-g/L failure occurred in the deterministic layer with complete internal consistency, and no downstream check could detect it; standards such as LOINC and HL7 FHIR are therefore preconditions for rule-based clinical logic in Vietnamese laboratory reporting. A runtime of 68.3 s per panel, with a 95th percentile of 121.5 s, is acceptable for a once-per-report task on a consumer graphics card released in 2016, which is the relevant hardware bar for a provincial hospital rather than datacentre equipment; for the 36.0% fallback panels, output is no better than the report, although it never conflicts with the assigned labels.</w:t>
+        <w:t>Unit heterogeneity is a safety problem, not only a data-reuse problem. The g/dL-versus-g/L failure occurred in the deterministic layer with complete internal consistency, and no downstream check could detect it; standards such as LOINC and HL7 FHIR are therefore preconditions for rule-based clinical logic in Vietnamese laboratory reporting. A runtime of 68.3 s per panel, with a 95th percentile of 121.5 s, is acceptable for a once-per-report task on a consumer graphics card released in 2016, which is the relevant hardware bar for a provincial hospital; for the 36.0% fallback panels, output is no better than the report, although it never conflicts with the assigned labels.</w:t>
       </w:r>
     </w:p>
     <w:p>
@@ -2924,7 +2921,7 @@
         <w:pStyle w:val="p1a"/>
       </w:pPr>
       <w:r>
-        <w:t>No medical professional reviewed the outputs, so they are shown to be consistent with the assigned labels, not clinically appropriate or comprehensible. The validator is both the filter and the measure, so its pass rate is not independent evidence of safety: a deterministic template reaches the same rate, and an output can satisfy every check and still mislead through indirect phrasing. Its errors run both ways: the contradictory-wording check reads a sentence quoting the reference interval without a comparator as a status claim, affecting an estimated quarter of the sentences it rejects. We left that unchanged rather than retune the validator after seeing the results; it inflates the fallback rate and understates the model. The severity factors are heuristic, and panels are synthetic, lacking the noise, missing fields and format variation of real reports.</w:t>
+        <w:t>No medical professional reviewed the outputs, so they are shown to be consistent with the assigned labels, not clinically appropriate or comprehensible. The validator is both the filter and the measure, so its pass rate is not independent evidence of safety: a deterministic template reaches the same rate, and an output can satisfy every check and still mislead through indirect phrasing. Its errors run both ways: the contradictory-wording check reads a sentence quoting the reference interval without a comparator as a status claim, affecting an estimated quarter of the sentences it rejects. We left that unchanged rather than retune the validator after seeing the results. The severity factors are heuristic, and panels are synthetic, lacking the noise, missing fields and format variation of real reports.</w:t>
       </w:r>
     </w:p>
     <w:p>
@@ -2949,7 +2946,7 @@
         <w:pStyle w:val="p1a"/>
       </w:pPr>
       <w:r>
-        <w:t>This study presents a pipeline in which rules fix every clinical label before a language model paraphrases it and a validator checks the result. On 150 synthetic panels, false reassurance fell from 32.0% under unconstrained generation to 8.0% with prompt constraints and to zero under the implemented checks, with 64.0% of panels served by model text and 36.0% by templates. A deterministic template reaches the same pass rate with no model, and a model more than twice the size raises unconstrained false reassurance rather than lowering it, so the result should be read as rule consistency under the implemented checks and not as clinical safety. The contribution is an auditable architecture and a separately reported false-reassurance metric; independent expert review and a patient comprehension study are required before any patient-facing use.</w:t>
+        <w:t>This study presents a pipeline in which rules fix every clinical label before a language model paraphrases it and a validator checks the result. On 150 synthetic panels, false reassurance fell from 32.0% under unconstrained generation to 8.0% with prompt constraints and to zero under the implemented checks, with 36.0% of panels served by templates. A deterministic template reaches the same pass rate with no model, so the result is rule consistency under the implemented checks, not clinical safety. A model more than twice the size is more dangerous without the rule layer and markedly better with it, which is the clearest evidence we have that the division of labour, rather than model capability, is what the architecture contributes. Independent expert review and a patient comprehension study are required before any patient-facing use.</w:t>
       </w:r>
     </w:p>
     <w:p>
